--- a/CSDE502_Syllabus_03172026.docx
+++ b/CSDE502_Syllabus_03172026.docx
@@ -358,23 +358,7 @@
             <w:rFonts w:asciiTheme="minorHAnsi" w:hAnsiTheme="minorHAnsi" w:cstheme="minorHAnsi"/>
             <w:spacing w:val="-2"/>
           </w:rPr>
-          <w:t>https://saracurran.github.io/CSDE50</w:t>
-        </w:r>
-        <w:r>
-          <w:rPr>
-            <w:rStyle w:val="Hyperlink"/>
-            <w:rFonts w:asciiTheme="minorHAnsi" w:hAnsiTheme="minorHAnsi" w:cstheme="minorHAnsi"/>
-            <w:spacing w:val="-2"/>
-          </w:rPr>
-          <w:t>2</w:t>
-        </w:r>
-        <w:r>
-          <w:rPr>
-            <w:rStyle w:val="Hyperlink"/>
-            <w:rFonts w:asciiTheme="minorHAnsi" w:hAnsiTheme="minorHAnsi" w:cstheme="minorHAnsi"/>
-            <w:spacing w:val="-2"/>
-          </w:rPr>
-          <w:t>-</w:t>
+          <w:t>https://saracurran.github.io/CSDE502-</w:t>
         </w:r>
         <w:r>
           <w:rPr>
@@ -2888,25 +2872,7 @@
             <w:spacing w:val="-2"/>
             <w:u w:val="single" w:color="1154CC"/>
           </w:rPr>
-          <w:t>he</w:t>
-        </w:r>
-        <w:r>
-          <w:rPr>
-            <w:rFonts w:asciiTheme="minorHAnsi" w:hAnsiTheme="minorHAnsi" w:cstheme="minorHAnsi"/>
-            <w:color w:val="1154CC"/>
-            <w:spacing w:val="-2"/>
-            <w:u w:val="single" w:color="1154CC"/>
-          </w:rPr>
-          <w:t>r</w:t>
-        </w:r>
-        <w:r>
-          <w:rPr>
-            <w:rFonts w:asciiTheme="minorHAnsi" w:hAnsiTheme="minorHAnsi" w:cstheme="minorHAnsi"/>
-            <w:color w:val="1154CC"/>
-            <w:spacing w:val="-2"/>
-            <w:u w:val="single" w:color="1154CC"/>
-          </w:rPr>
-          <w:t>e</w:t>
+          <w:t>here</w:t>
         </w:r>
       </w:hyperlink>
       <w:r>
